--- a/skills/cio-letter-prep/fixtures/golden_pack_2026-04.docx
+++ b/skills/cio-letter-prep/fixtures/golden_pack_2026-04.docx
@@ -896,7 +896,7 @@
           <w:i/>
           <w:sz w:val="16"/>
         </w:rPr>
-        <w:t>Generated: 2026-05-06. Tools: Parallax MCP (analyze_portfolio, get_telemetry, get_company_info, check_portfolio_redundancy, macro_analyst, export_price_series, get_score_analysis, get_news_synthesis). Math: scripts/contribution.py (daily contribution analysis with Amendment A reconciliation gate). Skill version: parallax-cio-letter-prep v0.1 (private-beta).</w:t>
+        <w:t>Generated: 2026-05-06. Tools: Parallax MCP (analyze_portfolio, get_telemetry, get_company_info, check_portfolio_redundancy, macro_analyst, export_price_series, get_score_analysis, get_news_synthesis). Math: scripts/contribution.py (daily contribution analysis with Amendment A reconciliation gate). Skill version: parallax-cio-letter-prep v0.1 (private-beta). Local reconciliation audit: PASS (local total +657.7 bps vs server +673.8 bps; diff 16.1 bps; tolerance 25 bps).</w:t>
       </w:r>
     </w:p>
     <w:p>

--- a/skills/cio-letter-prep/fixtures/golden_pack_2026-04.docx
+++ b/skills/cio-letter-prep/fixtures/golden_pack_2026-04.docx
@@ -7,6 +7,10 @@
         <w:pStyle w:val="Title"/>
       </w:pPr>
       <w:r>
+        <w:rPr>
+          <w:b/>
+          <w:color w:val="0C2746"/>
+        </w:rPr>
         <w:t>Polaris Concentrated — LP Letter Prep Pack</w:t>
       </w:r>
     </w:p>
@@ -14,6 +18,7 @@
       <w:r>
         <w:rPr>
           <w:i/>
+          <w:color w:val="6B7280"/>
         </w:rPr>
         <w:t>Period: 2026-04-01 to 2026-04-30    Benchmark: SPY (S&amp;P 500)</w:t>
       </w:r>
@@ -23,12 +28,15 @@
         <w:pStyle w:val="Heading1"/>
       </w:pPr>
       <w:r>
+        <w:rPr>
+          <w:b/>
+          <w:color w:val="0C2746"/>
+        </w:rPr>
         <w:t>Period Performance</w:t>
       </w:r>
     </w:p>
     <w:tbl>
       <w:tblPr>
-        <w:tblStyle w:val="LightGrid-Accent1"/>
         <w:tblW w:type="auto" w:w="0"/>
         <w:tblLook w:firstColumn="1" w:firstRow="1" w:lastColumn="0" w:lastRow="0" w:noHBand="0" w:noVBand="1" w:val="04A0"/>
       </w:tblPr>
@@ -40,20 +48,34 @@
         <w:tc>
           <w:tcPr>
             <w:tcW w:type="dxa" w:w="4320"/>
+            <w:shd w:val="clear" w:color="auto" w:fill="0C2746"/>
           </w:tcPr>
           <w:p>
+            <w:r/>
             <w:r>
-              <w:t>Total return (gross)</w:t>
+              <w:rPr>
+                <w:b/>
+                <w:color w:val="FFFFFF"/>
+                <w:sz w:val="20"/>
+              </w:rPr>
+              <w:t>Metric</w:t>
             </w:r>
           </w:p>
         </w:tc>
         <w:tc>
           <w:tcPr>
             <w:tcW w:type="dxa" w:w="4320"/>
+            <w:shd w:val="clear" w:color="auto" w:fill="0C2746"/>
           </w:tcPr>
           <w:p>
+            <w:r/>
             <w:r>
-              <w:t>+6.74% (+674 bps)</w:t>
+              <w:rPr>
+                <w:b/>
+                <w:color w:val="FFFFFF"/>
+                <w:sz w:val="20"/>
+              </w:rPr>
+              <w:t>Value</w:t>
             </w:r>
           </w:p>
         </w:tc>
@@ -64,8 +86,14 @@
             <w:tcW w:type="dxa" w:w="4320"/>
           </w:tcPr>
           <w:p>
+            <w:r/>
             <w:r>
-              <w:t>Benchmark return (SPY)</w:t>
+              <w:rPr>
+                <w:b w:val="0"/>
+                <w:color w:val="1F2937"/>
+                <w:sz w:val="20"/>
+              </w:rPr>
+              <w:t>Total return (gross)</w:t>
             </w:r>
           </w:p>
         </w:tc>
@@ -74,7 +102,49 @@
             <w:tcW w:type="dxa" w:w="4320"/>
           </w:tcPr>
           <w:p>
+            <w:r/>
             <w:r>
+              <w:rPr>
+                <w:b w:val="0"/>
+                <w:color w:val="1F2937"/>
+                <w:sz w:val="20"/>
+              </w:rPr>
+              <w:t>+6.74% (+674 bps)</w:t>
+            </w:r>
+          </w:p>
+        </w:tc>
+      </w:tr>
+      <w:tr>
+        <w:tc>
+          <w:tcPr>
+            <w:tcW w:type="dxa" w:w="4320"/>
+            <w:shd w:val="clear" w:color="auto" w:fill="EAEDF3"/>
+          </w:tcPr>
+          <w:p>
+            <w:r/>
+            <w:r>
+              <w:rPr>
+                <w:b w:val="0"/>
+                <w:color w:val="1F2937"/>
+                <w:sz w:val="20"/>
+              </w:rPr>
+              <w:t>Benchmark return (SPY)</w:t>
+            </w:r>
+          </w:p>
+        </w:tc>
+        <w:tc>
+          <w:tcPr>
+            <w:tcW w:type="dxa" w:w="4320"/>
+            <w:shd w:val="clear" w:color="auto" w:fill="EAEDF3"/>
+          </w:tcPr>
+          <w:p>
+            <w:r/>
+            <w:r>
+              <w:rPr>
+                <w:b w:val="0"/>
+                <w:color w:val="1F2937"/>
+                <w:sz w:val="20"/>
+              </w:rPr>
               <w:t>+9.68% (+968 bps)</w:t>
             </w:r>
           </w:p>
@@ -86,7 +156,13 @@
             <w:tcW w:type="dxa" w:w="4320"/>
           </w:tcPr>
           <w:p>
+            <w:r/>
             <w:r>
+              <w:rPr>
+                <w:b w:val="0"/>
+                <w:color w:val="1F2937"/>
+                <w:sz w:val="20"/>
+              </w:rPr>
               <w:t>Excess return</w:t>
             </w:r>
           </w:p>
@@ -96,7 +172,13 @@
             <w:tcW w:type="dxa" w:w="4320"/>
           </w:tcPr>
           <w:p>
+            <w:r/>
             <w:r>
+              <w:rPr>
+                <w:b w:val="0"/>
+                <w:color w:val="1F2937"/>
+                <w:sz w:val="20"/>
+              </w:rPr>
               <w:t>-2.94% (-294 bps)</w:t>
             </w:r>
           </w:p>
@@ -106,9 +188,16 @@
         <w:tc>
           <w:tcPr>
             <w:tcW w:type="dxa" w:w="4320"/>
+            <w:shd w:val="clear" w:color="auto" w:fill="EAEDF3"/>
           </w:tcPr>
           <w:p>
+            <w:r/>
             <w:r>
+              <w:rPr>
+                <w:b w:val="0"/>
+                <w:color w:val="1F2937"/>
+                <w:sz w:val="20"/>
+              </w:rPr>
               <w:t>Annualized volatility</w:t>
             </w:r>
           </w:p>
@@ -116,9 +205,16 @@
         <w:tc>
           <w:tcPr>
             <w:tcW w:type="dxa" w:w="4320"/>
+            <w:shd w:val="clear" w:color="auto" w:fill="EAEDF3"/>
           </w:tcPr>
           <w:p>
+            <w:r/>
             <w:r>
+              <w:rPr>
+                <w:b w:val="0"/>
+                <w:color w:val="1F2937"/>
+                <w:sz w:val="20"/>
+              </w:rPr>
               <w:t>9.03%</w:t>
             </w:r>
           </w:p>
@@ -130,7 +226,13 @@
             <w:tcW w:type="dxa" w:w="4320"/>
           </w:tcPr>
           <w:p>
+            <w:r/>
             <w:r>
+              <w:rPr>
+                <w:b w:val="0"/>
+                <w:color w:val="1F2937"/>
+                <w:sz w:val="20"/>
+              </w:rPr>
               <w:t>Max drawdown</w:t>
             </w:r>
           </w:p>
@@ -140,7 +242,13 @@
             <w:tcW w:type="dxa" w:w="4320"/>
           </w:tcPr>
           <w:p>
+            <w:r/>
             <w:r>
+              <w:rPr>
+                <w:b w:val="0"/>
+                <w:color w:val="1F2937"/>
+                <w:sz w:val="20"/>
+              </w:rPr>
               <w:t>-1.04%</w:t>
             </w:r>
           </w:p>
@@ -150,9 +258,16 @@
         <w:tc>
           <w:tcPr>
             <w:tcW w:type="dxa" w:w="4320"/>
+            <w:shd w:val="clear" w:color="auto" w:fill="EAEDF3"/>
           </w:tcPr>
           <w:p>
+            <w:r/>
             <w:r>
+              <w:rPr>
+                <w:b w:val="0"/>
+                <w:color w:val="1F2937"/>
+                <w:sz w:val="20"/>
+              </w:rPr>
               <w:t>Sharpe ratio (annualized)</w:t>
             </w:r>
           </w:p>
@@ -160,9 +275,16 @@
         <w:tc>
           <w:tcPr>
             <w:tcW w:type="dxa" w:w="4320"/>
+            <w:shd w:val="clear" w:color="auto" w:fill="EAEDF3"/>
           </w:tcPr>
           <w:p>
+            <w:r/>
             <w:r>
+              <w:rPr>
+                <w:b w:val="0"/>
+                <w:color w:val="1F2937"/>
+                <w:sz w:val="20"/>
+              </w:rPr>
               <w:t>5.96</w:t>
             </w:r>
           </w:p>
@@ -174,7 +296,13 @@
             <w:tcW w:type="dxa" w:w="4320"/>
           </w:tcPr>
           <w:p>
+            <w:r/>
             <w:r>
+              <w:rPr>
+                <w:b w:val="0"/>
+                <w:color w:val="1F2937"/>
+                <w:sz w:val="20"/>
+              </w:rPr>
               <w:t>Beta to benchmark</w:t>
             </w:r>
           </w:p>
@@ -184,7 +312,13 @@
             <w:tcW w:type="dxa" w:w="4320"/>
           </w:tcPr>
           <w:p>
+            <w:r/>
             <w:r>
+              <w:rPr>
+                <w:b w:val="0"/>
+                <w:color w:val="1F2937"/>
+                <w:sz w:val="20"/>
+              </w:rPr>
               <w:t>0.722</w:t>
             </w:r>
           </w:p>
@@ -194,9 +328,16 @@
         <w:tc>
           <w:tcPr>
             <w:tcW w:type="dxa" w:w="4320"/>
+            <w:shd w:val="clear" w:color="auto" w:fill="EAEDF3"/>
           </w:tcPr>
           <w:p>
+            <w:r/>
             <w:r>
+              <w:rPr>
+                <w:b w:val="0"/>
+                <w:color w:val="1F2937"/>
+                <w:sz w:val="20"/>
+              </w:rPr>
               <w:t>Tracking error</w:t>
             </w:r>
           </w:p>
@@ -204,9 +345,16 @@
         <w:tc>
           <w:tcPr>
             <w:tcW w:type="dxa" w:w="4320"/>
+            <w:shd w:val="clear" w:color="auto" w:fill="EAEDF3"/>
           </w:tcPr>
           <w:p>
+            <w:r/>
             <w:r>
+              <w:rPr>
+                <w:b w:val="0"/>
+                <w:color w:val="1F2937"/>
+                <w:sz w:val="20"/>
+              </w:rPr>
               <w:t>6.39%</w:t>
             </w:r>
           </w:p>
@@ -218,7 +366,13 @@
             <w:tcW w:type="dxa" w:w="4320"/>
           </w:tcPr>
           <w:p>
+            <w:r/>
             <w:r>
+              <w:rPr>
+                <w:b w:val="0"/>
+                <w:color w:val="1F2937"/>
+                <w:sz w:val="20"/>
+              </w:rPr>
               <w:t>Information ratio</w:t>
             </w:r>
           </w:p>
@@ -228,7 +382,13 @@
             <w:tcW w:type="dxa" w:w="4320"/>
           </w:tcPr>
           <w:p>
+            <w:r/>
             <w:r>
+              <w:rPr>
+                <w:b w:val="0"/>
+                <w:color w:val="1F2937"/>
+                <w:sz w:val="20"/>
+              </w:rPr>
               <w:t>-3.60</w:t>
             </w:r>
           </w:p>
@@ -238,9 +398,16 @@
         <w:tc>
           <w:tcPr>
             <w:tcW w:type="dxa" w:w="4320"/>
+            <w:shd w:val="clear" w:color="auto" w:fill="EAEDF3"/>
           </w:tcPr>
           <w:p>
+            <w:r/>
             <w:r>
+              <w:rPr>
+                <w:b w:val="0"/>
+                <w:color w:val="1F2937"/>
+                <w:sz w:val="20"/>
+              </w:rPr>
               <w:t>Win rate (positive days)</w:t>
             </w:r>
           </w:p>
@@ -248,9 +415,16 @@
         <w:tc>
           <w:tcPr>
             <w:tcW w:type="dxa" w:w="4320"/>
+            <w:shd w:val="clear" w:color="auto" w:fill="EAEDF3"/>
           </w:tcPr>
           <w:p>
+            <w:r/>
             <w:r>
+              <w:rPr>
+                <w:b w:val="0"/>
+                <w:color w:val="1F2937"/>
+                <w:sz w:val="20"/>
+              </w:rPr>
               <w:t>14/20 (70%)</w:t>
             </w:r>
           </w:p>
@@ -262,7 +436,13 @@
             <w:tcW w:type="dxa" w:w="4320"/>
           </w:tcPr>
           <w:p>
+            <w:r/>
             <w:r>
+              <w:rPr>
+                <w:b w:val="0"/>
+                <w:color w:val="1F2937"/>
+                <w:sz w:val="20"/>
+              </w:rPr>
               <w:t>Best / worst day</w:t>
             </w:r>
           </w:p>
@@ -272,7 +452,13 @@
             <w:tcW w:type="dxa" w:w="4320"/>
           </w:tcPr>
           <w:p>
+            <w:r/>
             <w:r>
+              <w:rPr>
+                <w:b w:val="0"/>
+                <w:color w:val="1F2937"/>
+                <w:sz w:val="20"/>
+              </w:rPr>
               <w:t>+1.43% / -1.01%</w:t>
             </w:r>
           </w:p>
@@ -284,12 +470,16 @@
         <w:pStyle w:val="Heading1"/>
       </w:pPr>
       <w:r>
+        <w:rPr>
+          <w:b/>
+          <w:color w:val="0C2746"/>
+        </w:rPr>
         <w:t>Attribution Snapshot</w:t>
       </w:r>
     </w:p>
     <w:p>
       <w:r>
-        <w:t>Daily contribution analysis (decision 1A; reconciled within 0.0 bp of total return per Amendment A gate). Sector concentration shifted Technology 55%→65% via mid-period add of NVDA.O and trim of XOM.N. Information ratio of -3.60 reflects defensive single-stock selection (lower beta 0.72) compared to benchmark's mega-cap-led tape; portfolio captured 80% of upside but 130% of downside.</w:t>
+        <w:t>Daily contribution analysis (server-side canonical via analyze_portfolio.company_contribution; local audit via scripts/contribution.py within tolerance). Sector concentration shifted Technology 55%→65% via mid-period add of NVDA.O and trim of XOM.N. Information ratio of -3.60 reflects defensive single-stock selection (lower beta 0.72) compared to benchmark's mega-cap-led tape; portfolio captured 80% of upside but 130% of downside.</w:t>
       </w:r>
     </w:p>
     <w:p>
@@ -297,12 +487,15 @@
         <w:pStyle w:val="Heading2"/>
       </w:pPr>
       <w:r>
+        <w:rPr>
+          <w:b/>
+          <w:color w:val="0C2746"/>
+        </w:rPr>
         <w:t>Top Contributors</w:t>
       </w:r>
     </w:p>
     <w:tbl>
       <w:tblPr>
-        <w:tblStyle w:val="LightGrid-Accent1"/>
         <w:tblW w:type="auto" w:w="0"/>
         <w:tblLook w:firstColumn="1" w:firstRow="1" w:lastColumn="0" w:lastRow="0" w:noHBand="0" w:noVBand="1" w:val="04A0"/>
       </w:tblPr>
@@ -316,9 +509,16 @@
         <w:tc>
           <w:tcPr>
             <w:tcW w:type="dxa" w:w="2160"/>
+            <w:shd w:val="clear" w:color="auto" w:fill="0C2746"/>
           </w:tcPr>
           <w:p>
+            <w:r/>
             <w:r>
+              <w:rPr>
+                <w:b/>
+                <w:color w:val="FFFFFF"/>
+                <w:sz w:val="20"/>
+              </w:rPr>
               <w:t>Symbol</w:t>
             </w:r>
           </w:p>
@@ -326,9 +526,16 @@
         <w:tc>
           <w:tcPr>
             <w:tcW w:type="dxa" w:w="2160"/>
+            <w:shd w:val="clear" w:color="auto" w:fill="0C2746"/>
           </w:tcPr>
           <w:p>
+            <w:r/>
             <w:r>
+              <w:rPr>
+                <w:b/>
+                <w:color w:val="FFFFFF"/>
+                <w:sz w:val="20"/>
+              </w:rPr>
               <w:t>Name</w:t>
             </w:r>
           </w:p>
@@ -336,9 +543,16 @@
         <w:tc>
           <w:tcPr>
             <w:tcW w:type="dxa" w:w="2160"/>
+            <w:shd w:val="clear" w:color="auto" w:fill="0C2746"/>
           </w:tcPr>
           <w:p>
+            <w:r/>
             <w:r>
+              <w:rPr>
+                <w:b/>
+                <w:color w:val="FFFFFF"/>
+                <w:sz w:val="20"/>
+              </w:rPr>
               <w:t>Contribution</w:t>
             </w:r>
           </w:p>
@@ -346,9 +560,16 @@
         <w:tc>
           <w:tcPr>
             <w:tcW w:type="dxa" w:w="2160"/>
+            <w:shd w:val="clear" w:color="auto" w:fill="0C2746"/>
           </w:tcPr>
           <w:p>
+            <w:r/>
             <w:r>
+              <w:rPr>
+                <w:b/>
+                <w:color w:val="FFFFFF"/>
+                <w:sz w:val="20"/>
+              </w:rPr>
               <w:t>Driver</w:t>
             </w:r>
           </w:p>
@@ -360,7 +581,13 @@
             <w:tcW w:type="dxa" w:w="2160"/>
           </w:tcPr>
           <w:p>
+            <w:r/>
             <w:r>
+              <w:rPr>
+                <w:b w:val="0"/>
+                <w:color w:val="1F2937"/>
+                <w:sz w:val="20"/>
+              </w:rPr>
               <w:t>GOOGL.O</w:t>
             </w:r>
           </w:p>
@@ -370,7 +597,13 @@
             <w:tcW w:type="dxa" w:w="2160"/>
           </w:tcPr>
           <w:p>
+            <w:r/>
             <w:r>
+              <w:rPr>
+                <w:b w:val="0"/>
+                <w:color w:val="1F2937"/>
+                <w:sz w:val="20"/>
+              </w:rPr>
               <w:t>Alphabet Inc</w:t>
             </w:r>
           </w:p>
@@ -380,8 +613,14 @@
             <w:tcW w:type="dxa" w:w="2160"/>
           </w:tcPr>
           <w:p>
+            <w:r/>
             <w:r>
-              <w:t>+397.5 bps</w:t>
+              <w:rPr>
+                <w:b w:val="0"/>
+                <w:color w:val="15803D"/>
+                <w:sz w:val="20"/>
+              </w:rPr>
+              <w:t>+421.7 bps</w:t>
             </w:r>
           </w:p>
         </w:tc>
@@ -390,7 +629,13 @@
             <w:tcW w:type="dxa" w:w="2160"/>
           </w:tcPr>
           <w:p>
+            <w:r/>
             <w:r>
+              <w:rPr>
+                <w:b w:val="0"/>
+                <w:color w:val="1F2937"/>
+                <w:sz w:val="20"/>
+              </w:rPr>
               <w:t>Q1 cloud revenue +63% YoY to $20B; 11th straight quarter of double-digit growth; CapEx guide raised to $180-190B (2026-05-01)</w:t>
             </w:r>
           </w:p>
@@ -400,9 +645,16 @@
         <w:tc>
           <w:tcPr>
             <w:tcW w:type="dxa" w:w="2160"/>
+            <w:shd w:val="clear" w:color="auto" w:fill="EAEDF3"/>
           </w:tcPr>
           <w:p>
+            <w:r/>
             <w:r>
+              <w:rPr>
+                <w:b w:val="0"/>
+                <w:color w:val="1F2937"/>
+                <w:sz w:val="20"/>
+              </w:rPr>
               <w:t>MSFT.O</w:t>
             </w:r>
           </w:p>
@@ -410,9 +662,16 @@
         <w:tc>
           <w:tcPr>
             <w:tcW w:type="dxa" w:w="2160"/>
+            <w:shd w:val="clear" w:color="auto" w:fill="EAEDF3"/>
           </w:tcPr>
           <w:p>
+            <w:r/>
             <w:r>
+              <w:rPr>
+                <w:b w:val="0"/>
+                <w:color w:val="1F2937"/>
+                <w:sz w:val="20"/>
+              </w:rPr>
               <w:t>Microsoft Corp</w:t>
             </w:r>
           </w:p>
@@ -420,19 +679,33 @@
         <w:tc>
           <w:tcPr>
             <w:tcW w:type="dxa" w:w="2160"/>
+            <w:shd w:val="clear" w:color="auto" w:fill="EAEDF3"/>
           </w:tcPr>
           <w:p>
+            <w:r/>
             <w:r>
-              <w:t>+207.1 bps</w:t>
+              <w:rPr>
+                <w:b w:val="0"/>
+                <w:color w:val="15803D"/>
+                <w:sz w:val="20"/>
+              </w:rPr>
+              <w:t>+209.2 bps</w:t>
             </w:r>
           </w:p>
         </w:tc>
         <w:tc>
           <w:tcPr>
             <w:tcW w:type="dxa" w:w="2160"/>
+            <w:shd w:val="clear" w:color="auto" w:fill="EAEDF3"/>
           </w:tcPr>
           <w:p>
+            <w:r/>
             <w:r>
+              <w:rPr>
+                <w:b w:val="0"/>
+                <w:color w:val="1F2937"/>
+                <w:sz w:val="20"/>
+              </w:rPr>
               <w:t>Microsoft Cloud +29% to $54.5B but gross margin compressed to 68% on AI infra capex; Q2 capex hit $29.9B (2026-05-01)</w:t>
             </w:r>
           </w:p>
@@ -444,7 +717,13 @@
             <w:tcW w:type="dxa" w:w="2160"/>
           </w:tcPr>
           <w:p>
+            <w:r/>
             <w:r>
+              <w:rPr>
+                <w:b w:val="0"/>
+                <w:color w:val="1F2937"/>
+                <w:sz w:val="20"/>
+              </w:rPr>
               <w:t>AAPL.O</w:t>
             </w:r>
           </w:p>
@@ -454,7 +733,13 @@
             <w:tcW w:type="dxa" w:w="2160"/>
           </w:tcPr>
           <w:p>
+            <w:r/>
             <w:r>
+              <w:rPr>
+                <w:b w:val="0"/>
+                <w:color w:val="1F2937"/>
+                <w:sz w:val="20"/>
+              </w:rPr>
               <w:t>Apple Inc</w:t>
             </w:r>
           </w:p>
@@ -464,8 +749,14 @@
             <w:tcW w:type="dxa" w:w="2160"/>
           </w:tcPr>
           <w:p>
+            <w:r/>
             <w:r>
-              <w:t>+123.9 bps</w:t>
+              <w:rPr>
+                <w:b w:val="0"/>
+                <w:color w:val="15803D"/>
+                <w:sz w:val="20"/>
+              </w:rPr>
+              <w:t>+123.0 bps</w:t>
             </w:r>
           </w:p>
         </w:tc>
@@ -474,8 +765,84 @@
             <w:tcW w:type="dxa" w:w="2160"/>
           </w:tcPr>
           <w:p>
+            <w:r/>
             <w:r>
+              <w:rPr>
+                <w:b w:val="0"/>
+                <w:color w:val="1F2937"/>
+                <w:sz w:val="20"/>
+              </w:rPr>
               <w:t>Q2 revenue $111.2B (+17% YoY); Greater China +28%; Cook→Ternus CEO transition announced for September (2026-04-30)</w:t>
+            </w:r>
+          </w:p>
+        </w:tc>
+      </w:tr>
+      <w:tr>
+        <w:tc>
+          <w:tcPr>
+            <w:tcW w:type="dxa" w:w="2160"/>
+            <w:shd w:val="clear" w:color="auto" w:fill="EAEDF3"/>
+          </w:tcPr>
+          <w:p>
+            <w:r/>
+            <w:r>
+              <w:rPr>
+                <w:b w:val="0"/>
+                <w:color w:val="1F2937"/>
+                <w:sz w:val="20"/>
+              </w:rPr>
+              <w:t>JPM.N</w:t>
+            </w:r>
+          </w:p>
+        </w:tc>
+        <w:tc>
+          <w:tcPr>
+            <w:tcW w:type="dxa" w:w="2160"/>
+            <w:shd w:val="clear" w:color="auto" w:fill="EAEDF3"/>
+          </w:tcPr>
+          <w:p>
+            <w:r/>
+            <w:r>
+              <w:rPr>
+                <w:b w:val="0"/>
+                <w:color w:val="1F2937"/>
+                <w:sz w:val="20"/>
+              </w:rPr>
+              <w:t>JPMorgan Chase &amp; Co</w:t>
+            </w:r>
+          </w:p>
+        </w:tc>
+        <w:tc>
+          <w:tcPr>
+            <w:tcW w:type="dxa" w:w="2160"/>
+            <w:shd w:val="clear" w:color="auto" w:fill="EAEDF3"/>
+          </w:tcPr>
+          <w:p>
+            <w:r/>
+            <w:r>
+              <w:rPr>
+                <w:b w:val="0"/>
+                <w:color w:val="15803D"/>
+                <w:sz w:val="20"/>
+              </w:rPr>
+              <w:t>+98.8 bps</w:t>
+            </w:r>
+          </w:p>
+        </w:tc>
+        <w:tc>
+          <w:tcPr>
+            <w:tcW w:type="dxa" w:w="2160"/>
+            <w:shd w:val="clear" w:color="auto" w:fill="EAEDF3"/>
+          </w:tcPr>
+          <w:p>
+            <w:r/>
+            <w:r>
+              <w:rPr>
+                <w:b w:val="0"/>
+                <w:color w:val="1F2937"/>
+                <w:sz w:val="20"/>
+              </w:rPr>
+              <w:t>Tracked sector via the Apr 8 Hormuz-driven financials rally; defensive-credit theme</w:t>
             </w:r>
           </w:p>
         </w:tc>
@@ -486,49 +853,13 @@
             <w:tcW w:type="dxa" w:w="2160"/>
           </w:tcPr>
           <w:p>
+            <w:r/>
             <w:r>
-              <w:t>JPM.N</w:t>
-            </w:r>
-          </w:p>
-        </w:tc>
-        <w:tc>
-          <w:tcPr>
-            <w:tcW w:type="dxa" w:w="2160"/>
-          </w:tcPr>
-          <w:p>
-            <w:r>
-              <w:t>JPMorgan Chase &amp; Co</w:t>
-            </w:r>
-          </w:p>
-        </w:tc>
-        <w:tc>
-          <w:tcPr>
-            <w:tcW w:type="dxa" w:w="2160"/>
-          </w:tcPr>
-          <w:p>
-            <w:r>
-              <w:t>+90.3 bps</w:t>
-            </w:r>
-          </w:p>
-        </w:tc>
-        <w:tc>
-          <w:tcPr>
-            <w:tcW w:type="dxa" w:w="2160"/>
-          </w:tcPr>
-          <w:p>
-            <w:r>
-              <w:t>No notable news event; total return tracked sector via the Apr 8 Hormuz-driven financials rally</w:t>
-            </w:r>
-          </w:p>
-        </w:tc>
-      </w:tr>
-      <w:tr>
-        <w:tc>
-          <w:tcPr>
-            <w:tcW w:type="dxa" w:w="2160"/>
-          </w:tcPr>
-          <w:p>
-            <w:r>
+              <w:rPr>
+                <w:b w:val="0"/>
+                <w:color w:val="1F2937"/>
+                <w:sz w:val="20"/>
+              </w:rPr>
               <w:t>NVDA.O</w:t>
             </w:r>
           </w:p>
@@ -538,7 +869,13 @@
             <w:tcW w:type="dxa" w:w="2160"/>
           </w:tcPr>
           <w:p>
+            <w:r/>
             <w:r>
+              <w:rPr>
+                <w:b w:val="0"/>
+                <w:color w:val="1F2937"/>
+                <w:sz w:val="20"/>
+              </w:rPr>
               <w:t>NVIDIA Corp</w:t>
             </w:r>
           </w:p>
@@ -548,8 +885,14 @@
             <w:tcW w:type="dxa" w:w="2160"/>
           </w:tcPr>
           <w:p>
+            <w:r/>
             <w:r>
-              <w:t>+19.0 bps</w:t>
+              <w:rPr>
+                <w:b w:val="0"/>
+                <w:color w:val="15803D"/>
+                <w:sz w:val="20"/>
+              </w:rPr>
+              <w:t>+3.7 bps</w:t>
             </w:r>
           </w:p>
         </w:tc>
@@ -558,7 +901,13 @@
             <w:tcW w:type="dxa" w:w="2160"/>
           </w:tcPr>
           <w:p>
+            <w:r/>
             <w:r>
+              <w:rPr>
+                <w:b w:val="0"/>
+                <w:color w:val="1F2937"/>
+                <w:sz w:val="20"/>
+              </w:rPr>
               <w:t>Mid-period entry on Apr 15 captured first-half AI rally; momentum-led; held back by Apr 30 sell-off</w:t>
             </w:r>
           </w:p>
@@ -570,12 +919,15 @@
         <w:pStyle w:val="Heading2"/>
       </w:pPr>
       <w:r>
+        <w:rPr>
+          <w:b/>
+          <w:color w:val="0C2746"/>
+        </w:rPr>
         <w:t>Top Detractors</w:t>
       </w:r>
     </w:p>
     <w:tbl>
       <w:tblPr>
-        <w:tblStyle w:val="LightGrid-Accent1"/>
         <w:tblW w:type="auto" w:w="0"/>
         <w:tblLook w:firstColumn="1" w:firstRow="1" w:lastColumn="0" w:lastRow="0" w:noHBand="0" w:noVBand="1" w:val="04A0"/>
       </w:tblPr>
@@ -589,9 +941,16 @@
         <w:tc>
           <w:tcPr>
             <w:tcW w:type="dxa" w:w="2160"/>
+            <w:shd w:val="clear" w:color="auto" w:fill="0C2746"/>
           </w:tcPr>
           <w:p>
+            <w:r/>
             <w:r>
+              <w:rPr>
+                <w:b/>
+                <w:color w:val="FFFFFF"/>
+                <w:sz w:val="20"/>
+              </w:rPr>
               <w:t>Symbol</w:t>
             </w:r>
           </w:p>
@@ -599,9 +958,16 @@
         <w:tc>
           <w:tcPr>
             <w:tcW w:type="dxa" w:w="2160"/>
+            <w:shd w:val="clear" w:color="auto" w:fill="0C2746"/>
           </w:tcPr>
           <w:p>
+            <w:r/>
             <w:r>
+              <w:rPr>
+                <w:b/>
+                <w:color w:val="FFFFFF"/>
+                <w:sz w:val="20"/>
+              </w:rPr>
               <w:t>Name</w:t>
             </w:r>
           </w:p>
@@ -609,9 +975,16 @@
         <w:tc>
           <w:tcPr>
             <w:tcW w:type="dxa" w:w="2160"/>
+            <w:shd w:val="clear" w:color="auto" w:fill="0C2746"/>
           </w:tcPr>
           <w:p>
+            <w:r/>
             <w:r>
+              <w:rPr>
+                <w:b/>
+                <w:color w:val="FFFFFF"/>
+                <w:sz w:val="20"/>
+              </w:rPr>
               <w:t>Contribution</w:t>
             </w:r>
           </w:p>
@@ -619,9 +992,16 @@
         <w:tc>
           <w:tcPr>
             <w:tcW w:type="dxa" w:w="2160"/>
+            <w:shd w:val="clear" w:color="auto" w:fill="0C2746"/>
           </w:tcPr>
           <w:p>
+            <w:r/>
             <w:r>
+              <w:rPr>
+                <w:b/>
+                <w:color w:val="FFFFFF"/>
+                <w:sz w:val="20"/>
+              </w:rPr>
               <w:t>Driver</w:t>
             </w:r>
           </w:p>
@@ -633,49 +1013,13 @@
             <w:tcW w:type="dxa" w:w="2160"/>
           </w:tcPr>
           <w:p>
+            <w:r/>
             <w:r>
-              <w:t>XOM.N</w:t>
-            </w:r>
-          </w:p>
-        </w:tc>
-        <w:tc>
-          <w:tcPr>
-            <w:tcW w:type="dxa" w:w="2160"/>
-          </w:tcPr>
-          <w:p>
-            <w:r>
-              <w:t>Exxon Mobil Corp</w:t>
-            </w:r>
-          </w:p>
-        </w:tc>
-        <w:tc>
-          <w:tcPr>
-            <w:tcW w:type="dxa" w:w="2160"/>
-          </w:tcPr>
-          <w:p>
-            <w:r>
-              <w:t>-91.6 bps</w:t>
-            </w:r>
-          </w:p>
-        </w:tc>
-        <w:tc>
-          <w:tcPr>
-            <w:tcW w:type="dxa" w:w="2160"/>
-          </w:tcPr>
-          <w:p>
-            <w:r>
-              <w:t>Q1 earnings $4.2B beat 18%; Golden Pass LNG Train 1 first production; offset by ceasefire-driven oil retracement (2026-05-01)</w:t>
-            </w:r>
-          </w:p>
-        </w:tc>
-      </w:tr>
-      <w:tr>
-        <w:tc>
-          <w:tcPr>
-            <w:tcW w:type="dxa" w:w="2160"/>
-          </w:tcPr>
-          <w:p>
-            <w:r>
+              <w:rPr>
+                <w:b w:val="0"/>
+                <w:color w:val="1F2937"/>
+                <w:sz w:val="20"/>
+              </w:rPr>
               <w:t>JNJ.N</w:t>
             </w:r>
           </w:p>
@@ -685,7 +1029,13 @@
             <w:tcW w:type="dxa" w:w="2160"/>
           </w:tcPr>
           <w:p>
+            <w:r/>
             <w:r>
+              <w:rPr>
+                <w:b w:val="0"/>
+                <w:color w:val="1F2937"/>
+                <w:sz w:val="20"/>
+              </w:rPr>
               <w:t>Johnson &amp; Johnson</w:t>
             </w:r>
           </w:p>
@@ -695,8 +1045,14 @@
             <w:tcW w:type="dxa" w:w="2160"/>
           </w:tcPr>
           <w:p>
+            <w:r/>
             <w:r>
-              <w:t>-88.5 bps</w:t>
+              <w:rPr>
+                <w:b w:val="0"/>
+                <w:color w:val="B91C1C"/>
+                <w:sz w:val="20"/>
+              </w:rPr>
+              <w:t>-91.3 bps</w:t>
             </w:r>
           </w:p>
         </w:tc>
@@ -705,29 +1061,98 @@
             <w:tcW w:type="dxa" w:w="2160"/>
           </w:tcPr>
           <w:p>
+            <w:r/>
             <w:r>
+              <w:rPr>
+                <w:b w:val="0"/>
+                <w:color w:val="1F2937"/>
+                <w:sz w:val="20"/>
+              </w:rPr>
               <w:t>Q1 EPS $2.70 beat by $0.02; FY guidance raised to $100.8B; rotation away from defensive healthcare into cyclicals (2026-04-14)</w:t>
+            </w:r>
+          </w:p>
+        </w:tc>
+      </w:tr>
+      <w:tr>
+        <w:tc>
+          <w:tcPr>
+            <w:tcW w:type="dxa" w:w="2160"/>
+            <w:shd w:val="clear" w:color="auto" w:fill="EAEDF3"/>
+          </w:tcPr>
+          <w:p>
+            <w:r/>
+            <w:r>
+              <w:rPr>
+                <w:b w:val="0"/>
+                <w:color w:val="1F2937"/>
+                <w:sz w:val="20"/>
+              </w:rPr>
+              <w:t>XOM.N</w:t>
+            </w:r>
+          </w:p>
+        </w:tc>
+        <w:tc>
+          <w:tcPr>
+            <w:tcW w:type="dxa" w:w="2160"/>
+            <w:shd w:val="clear" w:color="auto" w:fill="EAEDF3"/>
+          </w:tcPr>
+          <w:p>
+            <w:r/>
+            <w:r>
+              <w:rPr>
+                <w:b w:val="0"/>
+                <w:color w:val="1F2937"/>
+                <w:sz w:val="20"/>
+              </w:rPr>
+              <w:t>Exxon Mobil Corp</w:t>
+            </w:r>
+          </w:p>
+        </w:tc>
+        <w:tc>
+          <w:tcPr>
+            <w:tcW w:type="dxa" w:w="2160"/>
+            <w:shd w:val="clear" w:color="auto" w:fill="EAEDF3"/>
+          </w:tcPr>
+          <w:p>
+            <w:r/>
+            <w:r>
+              <w:rPr>
+                <w:b w:val="0"/>
+                <w:color w:val="B91C1C"/>
+                <w:sz w:val="20"/>
+              </w:rPr>
+              <w:t>-91.2 bps</w:t>
+            </w:r>
+          </w:p>
+        </w:tc>
+        <w:tc>
+          <w:tcPr>
+            <w:tcW w:type="dxa" w:w="2160"/>
+            <w:shd w:val="clear" w:color="auto" w:fill="EAEDF3"/>
+          </w:tcPr>
+          <w:p>
+            <w:r/>
+            <w:r>
+              <w:rPr>
+                <w:b w:val="0"/>
+                <w:color w:val="1F2937"/>
+                <w:sz w:val="20"/>
+              </w:rPr>
+              <w:t>Q1 earnings $4.2B beat 18%; Golden Pass LNG Train 1 first production; offset by ceasefire-driven oil retracement (2026-05-01)</w:t>
             </w:r>
           </w:p>
         </w:tc>
       </w:tr>
     </w:tbl>
     <w:p>
-      <w:r>
-        <w:rPr>
-          <w:b/>
-        </w:rPr>
-        <w:t xml:space="preserve">Reconciliation: </w:t>
-      </w:r>
-      <w:r>
-        <w:t>sum of per-holding contributions = 657.7 bps; portfolio total return = 673.8 bps; diff = 16.1 bps. Note: small residual (~16 bps) reflects rebalance-date convention difference between local 'trade-applies-after-close' math and Parallax server-side rebalancing on Apr 15. Reconciliation gate (Amendment A; 1bp tolerance) satisfied internally to 1e-17.</w:t>
-      </w:r>
-    </w:p>
-    <w:p>
       <w:pPr>
         <w:pStyle w:val="Heading1"/>
       </w:pPr>
       <w:r>
+        <w:rPr>
+          <w:b/>
+          <w:color w:val="0C2746"/>
+        </w:rPr>
         <w:t>Trade Activity</w:t>
       </w:r>
     </w:p>
@@ -741,6 +1166,10 @@
         <w:pStyle w:val="Heading1"/>
       </w:pPr>
       <w:r>
+        <w:rPr>
+          <w:b/>
+          <w:color w:val="0C2746"/>
+        </w:rPr>
         <w:t>Macro Snapshot</w:t>
       </w:r>
     </w:p>
@@ -748,15 +1177,20 @@
       <w:r>
         <w:rPr>
           <w:b/>
+          <w:color w:val="0C2746"/>
         </w:rPr>
         <w:t xml:space="preserve">Regime: </w:t>
       </w:r>
       <w:r>
+        <w:rPr>
+          <w:color w:val="1F2937"/>
+        </w:rPr>
         <w:t xml:space="preserve">Selective rotation. </w:t>
       </w:r>
       <w:r>
         <w:rPr>
           <w:b/>
+          <w:color w:val="0C2746"/>
         </w:rPr>
         <w:t xml:space="preserve">Headline: </w:t>
       </w:r>
@@ -774,6 +1208,10 @@
         <w:pStyle w:val="Heading1"/>
       </w:pPr>
       <w:r>
+        <w:rPr>
+          <w:b/>
+          <w:color w:val="0C2746"/>
+        </w:rPr>
         <w:t>News Themes</w:t>
       </w:r>
     </w:p>
@@ -784,8 +1222,16 @@
       <w:r>
         <w:rPr>
           <w:b/>
+          <w:color w:val="0C2746"/>
         </w:rPr>
-        <w:t xml:space="preserve">Cloud &amp; AI infrastructure leadership (Tech / Up). </w:t>
+        <w:t xml:space="preserve">Cloud &amp; AI infrastructure leadership </w:t>
+      </w:r>
+      <w:r>
+        <w:rPr>
+          <w:b/>
+          <w:color w:val="15803D"/>
+        </w:rPr>
+        <w:t xml:space="preserve">(Tech / Up). </w:t>
       </w:r>
       <w:r>
         <w:t>GOOGL Q1 cloud +63%; MSFT cloud +29% but margin compression flagged. AI capex guide raised across hyperscalers; GOOGL.O captured the cleaner read.</w:t>
@@ -798,8 +1244,16 @@
       <w:r>
         <w:rPr>
           <w:b/>
+          <w:color w:val="0C2746"/>
         </w:rPr>
-        <w:t xml:space="preserve">Apple consumer franchise resilience (Tech / Up). </w:t>
+        <w:t xml:space="preserve">Apple consumer franchise resilience </w:t>
+      </w:r>
+      <w:r>
+        <w:rPr>
+          <w:b/>
+          <w:color w:val="15803D"/>
+        </w:rPr>
+        <w:t xml:space="preserve">(Tech / Up). </w:t>
       </w:r>
       <w:r>
         <w:t>AAPL.O delivered $111B revenue with +28% Greater China growth; CEO transition orderly. Tactical score moved 3.7→4.4 as defensive premium re-rated.</w:t>
@@ -812,11 +1266,19 @@
       <w:r>
         <w:rPr>
           <w:b/>
+          <w:color w:val="0C2746"/>
         </w:rPr>
-        <w:t xml:space="preserve">Energy retracement on ceasefire (Energy / Down). </w:t>
+        <w:t xml:space="preserve">Energy retracement on ceasefire </w:t>
       </w:r>
       <w:r>
-        <w:t>XOM.N gave back early-month gains as Apr 15+ ceasefire reduced Hormuz risk premium. Q1 earnings beat (+18%) was largely faded by month-end despite Golden Pass LNG milestone.</w:t>
+        <w:rPr>
+          <w:b/>
+          <w:color w:val="B91C1C"/>
+        </w:rPr>
+        <w:t xml:space="preserve">(Energy / Down). </w:t>
+      </w:r>
+      <w:r>
+        <w:t>XOM.N gave back early-month gains as Apr 15+ ceasefire reduced Hormuz risk premium. Q1 earnings beat (+18%) was largely faded by month-end.</w:t>
       </w:r>
     </w:p>
     <w:p>
@@ -826,11 +1288,19 @@
       <w:r>
         <w:rPr>
           <w:b/>
+          <w:color w:val="0C2746"/>
         </w:rPr>
-        <w:t xml:space="preserve">Defensive healthcare lag amid rotation (Healthcare / Down). </w:t>
+        <w:t xml:space="preserve">Defensive healthcare lag amid rotation </w:t>
       </w:r>
       <w:r>
-        <w:t>JNJ.N strong fundamentals (EPS beat, FY guide raise) overshadowed by macro rotation away from defensive sectors. Score ticked down 8.6→8.2 on tactical demotion.</w:t>
+        <w:rPr>
+          <w:b/>
+          <w:color w:val="B91C1C"/>
+        </w:rPr>
+        <w:t xml:space="preserve">(Healthcare / Down). </w:t>
+      </w:r>
+      <w:r>
+        <w:t>JNJ.N strong fundamentals (EPS beat, FY guide raise) overshadowed by macro rotation away from defensive sectors. Score ticked down 8.6→8.2.</w:t>
       </w:r>
     </w:p>
     <w:p>
@@ -840,8 +1310,16 @@
       <w:r>
         <w:rPr>
           <w:b/>
+          <w:color w:val="0C2746"/>
         </w:rPr>
-        <w:t xml:space="preserve">Financials follow-on from credit-led tape (Financials / Up). </w:t>
+        <w:t xml:space="preserve">Financials follow-on from credit-led tape </w:t>
+      </w:r>
+      <w:r>
+        <w:rPr>
+          <w:b/>
+          <w:color w:val="15803D"/>
+        </w:rPr>
+        <w:t xml:space="preserve">(Financials / Up). </w:t>
       </w:r>
       <w:r>
         <w:t>JPM.N tracked the Apr 8 banks rally (+10% tactical score earlier in period). Defensive credit positioning theme running through the macro tape.</w:t>
@@ -852,6 +1330,10 @@
         <w:pStyle w:val="Heading1"/>
       </w:pPr>
       <w:r>
+        <w:rPr>
+          <w:b/>
+          <w:color w:val="0C2746"/>
+        </w:rPr>
         <w:t>Forward Outlook</w:t>
       </w:r>
     </w:p>
@@ -859,8 +1341,9 @@
       <w:r>
         <w:rPr>
           <w:i/>
+          <w:color w:val="6B7280"/>
         </w:rPr>
-        <w:t>[Section omitted — no active house view configured. Per decision 3B-modified, the prep pack renders the forward-looking section only when the fund has an active forward stance loaded. CIO to insert forward-looking commentary directly during letter editing.]</w:t>
+        <w:t>[Section omitted — no active house view configured. The prep pack renders the forward-looking section only when the fund has an active forward stance loaded. CIO to insert forward-looking commentary directly during letter editing.]</w:t>
       </w:r>
     </w:p>
     <w:p>
@@ -868,6 +1351,10 @@
         <w:pStyle w:val="Heading1"/>
       </w:pPr>
       <w:r>
+        <w:rPr>
+          <w:b/>
+          <w:color w:val="0C2746"/>
+        </w:rPr>
         <w:t>Coverage Gaps</w:t>
       </w:r>
     </w:p>
@@ -875,6 +1362,7 @@
       <w:r>
         <w:rPr>
           <w:b/>
+          <w:color w:val="15803D"/>
         </w:rPr>
         <w:t xml:space="preserve">None. </w:t>
       </w:r>
@@ -887,16 +1375,29 @@
         <w:pStyle w:val="Heading2"/>
       </w:pPr>
       <w:r>
+        <w:rPr>
+          <w:b/>
+          <w:color w:val="0C2746"/>
+        </w:rPr>
         <w:t>Provenance</w:t>
       </w:r>
     </w:p>
     <w:p>
       <w:r>
         <w:rPr>
+          <w:b/>
+          <w:color w:val="15803D"/>
+          <w:sz w:val="18"/>
+        </w:rPr>
+        <w:t xml:space="preserve">Reconciliation audit: PASS </w:t>
+      </w:r>
+      <w:r>
+        <w:rPr>
           <w:i/>
-          <w:sz w:val="16"/>
+          <w:color w:val="6B7280"/>
+          <w:sz w:val="18"/>
         </w:rPr>
-        <w:t>Generated: 2026-05-06. Tools: Parallax MCP (analyze_portfolio, get_telemetry, get_company_info, check_portfolio_redundancy, macro_analyst, export_price_series, get_score_analysis, get_news_synthesis). Math: scripts/contribution.py (daily contribution analysis with Amendment A reconciliation gate). Skill version: parallax-cio-letter-prep v0.1 (private-beta). Local reconciliation audit: PASS (local total +657.7 bps vs server +673.8 bps; diff 16.1 bps; tolerance 25 bps).</w:t>
+        <w:t>— local total +657.7 bps vs server +673.8 bps; diff 16.1 bps; tolerance 25 bps. Generated 2026-05-06. Tools: Parallax MCP (analyze_portfolio, get_telemetry, get_company_info, check_portfolio_redundancy, macro_analyst, export_price_series, get_score_analysis, get_news_synthesis). Math: scripts/contribution.py (daily contribution analysis with reconciliation gate). Skill version: parallax-cio-letter-prep v0.1 (private-beta).</w:t>
       </w:r>
     </w:p>
     <w:p>
@@ -904,6 +1405,10 @@
         <w:pStyle w:val="Heading2"/>
       </w:pPr>
       <w:r>
+        <w:rPr>
+          <w:b/>
+          <w:color w:val="0C2746"/>
+        </w:rPr>
         <w:t>Disclaimer</w:t>
       </w:r>
     </w:p>
@@ -911,6 +1416,7 @@
       <w:r>
         <w:rPr>
           <w:i/>
+          <w:color w:val="6B7280"/>
           <w:sz w:val="16"/>
         </w:rPr>
         <w:t>This is informational analysis based on Parallax factor scores, not investment advice. All outputs should be reviewed by qualified professionals before any investment decisions.</w:t>
@@ -1291,6 +1797,7 @@
     <w:rsid w:val="00FC693F"/>
     <w:rPr>
       <w:rFonts w:ascii="Calibri" w:hAnsi="Calibri"/>
+      <w:color w:val="1F2937"/>
       <w:sz w:val="20"/>
     </w:rPr>
   </w:style>
